--- a/documentacion/MOD-8_reglas_de_negocio_y_restricciones_del_dominio.docx
+++ b/documentacion/MOD-8_reglas_de_negocio_y_restricciones_del_dominio.docx
@@ -23,12 +23,7 @@
         <w:t xml:space="preserve">Proyecto:</w:t>
       </w:r>
       <w:r>
-        <w:t xml:space="preserve"> </w:t>
-      </w:r>
-      <w:r>
-        <w:t xml:space="preserve">QuindioFlix — Bases de Datos II</w:t>
-      </w:r>
-      <w:r>
+        <w:t xml:space="preserve"> QuindioFlix — Bases de Datos II</w:t>
         <w:br/>
       </w:r>
       <w:r>
@@ -39,12 +34,7 @@
         <w:t xml:space="preserve">Epic:</w:t>
       </w:r>
       <w:r>
-        <w:t xml:space="preserve"> </w:t>
-      </w:r>
-      <w:r>
-        <w:t xml:space="preserve">SCRUM-6 — Modelo de datos y almacenamiento</w:t>
-      </w:r>
-      <w:r>
+        <w:t xml:space="preserve"> SCRUM-6 — Modelo de datos y almacenamiento</w:t>
         <w:br/>
       </w:r>
       <w:r>
@@ -55,12 +45,7 @@
         <w:t xml:space="preserve">Tarea Jira:</w:t>
       </w:r>
       <w:r>
-        <w:t xml:space="preserve"> </w:t>
-      </w:r>
-      <w:r>
-        <w:t xml:space="preserve">SCRUM-24 — Reglas de negocio y restricciones del dominio</w:t>
-      </w:r>
-      <w:r>
+        <w:t xml:space="preserve"> SCRUM-24 — Reglas de negocio y restricciones del dominio</w:t>
         <w:br/>
       </w:r>
       <w:r>
@@ -71,10 +56,7 @@
         <w:t xml:space="preserve">Fecha:</w:t>
       </w:r>
       <w:r>
-        <w:t xml:space="preserve"> </w:t>
-      </w:r>
-      <w:r>
-        <w:t xml:space="preserve">2026-04-05</w:t>
+        <w:t xml:space="preserve"> 2026-04-05</w:t>
       </w:r>
     </w:p>
     <w:bookmarkStart w:id="21" w:name="propósito-del-documento"/>
@@ -91,10 +73,7 @@
         <w:pStyle w:val="FirstParagraph"/>
       </w:pPr>
       <w:r>
-        <w:t xml:space="preserve">Este documento consolida las reglas de negocio explícitas e implícitas del dominio QuindioFlix, tomando como base el MER del proyecto, el esquema implementado en</w:t>
-      </w:r>
-      <w:r>
-        <w:t xml:space="preserve"> </w:t>
+        <w:t xml:space="preserve">Este documento consolida las reglas de negocio explícitas e implícitas del dominio QuindioFlix, tomando como base el MER del proyecto, el esquema implementado en </w:t>
       </w:r>
       <w:r>
         <w:rPr>
@@ -162,10 +141,7 @@
         </w:numPr>
       </w:pPr>
       <w:r>
-        <w:t xml:space="preserve">MER del proyecto en la carpeta</w:t>
-      </w:r>
-      <w:r>
-        <w:t xml:space="preserve"> </w:t>
+        <w:t xml:space="preserve">MER del proyecto en la carpeta </w:t>
       </w:r>
       <w:r>
         <w:rPr>
@@ -287,10 +263,7 @@
         <w:pStyle w:val="FirstParagraph"/>
       </w:pPr>
       <w:r>
-        <w:t xml:space="preserve">Usuario con capacidad de atender y resolver reportes de contenido inapropiado. En el modelo se identifica mediante</w:t>
-      </w:r>
-      <w:r>
-        <w:t xml:space="preserve"> </w:t>
+        <w:t xml:space="preserve">Usuario con capacidad de atender y resolver reportes de contenido inapropiado. En el modelo se identifica mediante </w:t>
       </w:r>
       <w:r>
         <w:rPr>
@@ -317,10 +290,7 @@
         <w:pStyle w:val="FirstParagraph"/>
       </w:pPr>
       <w:r>
-        <w:t xml:space="preserve">Empleado responsable de publicar contenido dentro del catálogo. Su relación se refleja en</w:t>
-      </w:r>
-      <w:r>
-        <w:t xml:space="preserve"> </w:t>
+        <w:t xml:space="preserve">Empleado responsable de publicar contenido dentro del catálogo. Su relación se refleja en </w:t>
       </w:r>
       <w:r>
         <w:rPr>
@@ -347,10 +317,7 @@
         <w:pStyle w:val="FirstParagraph"/>
       </w:pPr>
       <w:r>
-        <w:t xml:space="preserve">Empleado que lidera un departamento y queda asociado en</w:t>
-      </w:r>
-      <w:r>
-        <w:t xml:space="preserve"> </w:t>
+        <w:t xml:space="preserve">Empleado que lidera un departamento y queda asociado en </w:t>
       </w:r>
       <w:r>
         <w:rPr>
@@ -479,10 +446,7 @@
               <w:t xml:space="preserve">USUARIOS</w:t>
             </w:r>
             <w:r>
-              <w:t xml:space="preserve">,</w:t>
-            </w:r>
-            <w:r>
-              <w:t xml:space="preserve"> </w:t>
+              <w:t xml:space="preserve">, </w:t>
             </w:r>
             <w:r>
               <w:rPr>
@@ -491,10 +455,7 @@
               <w:t xml:space="preserve">PLANES</w:t>
             </w:r>
             <w:r>
-              <w:t xml:space="preserve">,</w:t>
-            </w:r>
-            <w:r>
-              <w:t xml:space="preserve"> </w:t>
+              <w:t xml:space="preserve">, </w:t>
             </w:r>
             <w:r>
               <w:rPr>
@@ -503,10 +464,7 @@
               <w:t xml:space="preserve">PAGOS</w:t>
             </w:r>
             <w:r>
-              <w:t xml:space="preserve">,</w:t>
-            </w:r>
-            <w:r>
-              <w:t xml:space="preserve"> </w:t>
+              <w:t xml:space="preserve">, </w:t>
             </w:r>
             <w:r>
               <w:rPr>
@@ -556,10 +514,7 @@
               <w:t xml:space="preserve">PERFILES</w:t>
             </w:r>
             <w:r>
-              <w:t xml:space="preserve">,</w:t>
-            </w:r>
-            <w:r>
-              <w:t xml:space="preserve"> </w:t>
+              <w:t xml:space="preserve">, </w:t>
             </w:r>
             <w:r>
               <w:rPr>
@@ -568,10 +523,7 @@
               <w:t xml:space="preserve">REPRODUCCIONES</w:t>
             </w:r>
             <w:r>
-              <w:t xml:space="preserve">,</w:t>
-            </w:r>
-            <w:r>
-              <w:t xml:space="preserve"> </w:t>
+              <w:t xml:space="preserve">, </w:t>
             </w:r>
             <w:r>
               <w:rPr>
@@ -580,10 +532,7 @@
               <w:t xml:space="preserve">CALIFICACIONES</w:t>
             </w:r>
             <w:r>
-              <w:t xml:space="preserve">,</w:t>
-            </w:r>
-            <w:r>
-              <w:t xml:space="preserve"> </w:t>
+              <w:t xml:space="preserve">, </w:t>
             </w:r>
             <w:r>
               <w:rPr>
@@ -592,10 +541,7 @@
               <w:t xml:space="preserve">FAVORITOS</w:t>
             </w:r>
             <w:r>
-              <w:t xml:space="preserve">,</w:t>
-            </w:r>
-            <w:r>
-              <w:t xml:space="preserve"> </w:t>
+              <w:t xml:space="preserve">, </w:t>
             </w:r>
             <w:r>
               <w:rPr>
@@ -645,10 +591,7 @@
               <w:t xml:space="preserve">USUARIOS</w:t>
             </w:r>
             <w:r>
-              <w:t xml:space="preserve">,</w:t>
-            </w:r>
-            <w:r>
-              <w:t xml:space="preserve"> </w:t>
+              <w:t xml:space="preserve">, </w:t>
             </w:r>
             <w:r>
               <w:rPr>
@@ -698,10 +641,7 @@
               <w:t xml:space="preserve">EMPLEADOS</w:t>
             </w:r>
             <w:r>
-              <w:t xml:space="preserve">,</w:t>
-            </w:r>
-            <w:r>
-              <w:t xml:space="preserve"> </w:t>
+              <w:t xml:space="preserve">, </w:t>
             </w:r>
             <w:r>
               <w:rPr>
@@ -751,10 +691,7 @@
               <w:t xml:space="preserve">DEPARTAMENTOS</w:t>
             </w:r>
             <w:r>
-              <w:t xml:space="preserve">,</w:t>
-            </w:r>
-            <w:r>
-              <w:t xml:space="preserve"> </w:t>
+              <w:t xml:space="preserve">, </w:t>
             </w:r>
             <w:r>
               <w:rPr>
@@ -804,10 +741,7 @@
               <w:t xml:space="preserve">PLANES</w:t>
             </w:r>
             <w:r>
-              <w:t xml:space="preserve">,</w:t>
-            </w:r>
-            <w:r>
-              <w:t xml:space="preserve"> </w:t>
+              <w:t xml:space="preserve">, </w:t>
             </w:r>
             <w:r>
               <w:rPr>
@@ -816,10 +750,7 @@
               <w:t xml:space="preserve">DEPARTAMENTOS</w:t>
             </w:r>
             <w:r>
-              <w:t xml:space="preserve">,</w:t>
-            </w:r>
-            <w:r>
-              <w:t xml:space="preserve"> </w:t>
+              <w:t xml:space="preserve">, </w:t>
             </w:r>
             <w:r>
               <w:rPr>
@@ -828,10 +759,7 @@
               <w:t xml:space="preserve">EMPLEADOS</w:t>
             </w:r>
             <w:r>
-              <w:t xml:space="preserve">,</w:t>
-            </w:r>
-            <w:r>
-              <w:t xml:space="preserve"> </w:t>
+              <w:t xml:space="preserve">, </w:t>
             </w:r>
             <w:r>
               <w:rPr>
@@ -840,10 +768,7 @@
               <w:t xml:space="preserve">USUARIOS</w:t>
             </w:r>
             <w:r>
-              <w:t xml:space="preserve">,</w:t>
-            </w:r>
-            <w:r>
-              <w:t xml:space="preserve"> </w:t>
+              <w:t xml:space="preserve">, </w:t>
             </w:r>
             <w:r>
               <w:rPr>
@@ -1154,10 +1079,7 @@
         <w:pStyle w:val="FirstParagraph"/>
       </w:pPr>
       <w:r>
-        <w:t xml:space="preserve">No puede existir un usuario sin plan. Cada registro en</w:t>
-      </w:r>
-      <w:r>
-        <w:t xml:space="preserve"> </w:t>
+        <w:t xml:space="preserve">No puede existir un usuario sin plan. Cada registro en </w:t>
       </w:r>
       <w:r>
         <w:rPr>
@@ -1166,13 +1088,7 @@
         <w:t xml:space="preserve">USUARIOS</w:t>
       </w:r>
       <w:r>
-        <w:t xml:space="preserve"> </w:t>
-      </w:r>
-      <w:r>
-        <w:t xml:space="preserve">debe referenciar obligatoriamente un registro válido en</w:t>
-      </w:r>
-      <w:r>
-        <w:t xml:space="preserve"> </w:t>
+        <w:t xml:space="preserve"> debe referenciar obligatoriamente un registro válido en </w:t>
       </w:r>
       <w:r>
         <w:rPr>
@@ -1217,10 +1133,7 @@
         <w:pStyle w:val="FirstParagraph"/>
       </w:pPr>
       <w:r>
-        <w:t xml:space="preserve">Un plan no puede ser gratuito dentro del alcance actual del proyecto; por ello</w:t>
-      </w:r>
-      <w:r>
-        <w:t xml:space="preserve"> </w:t>
+        <w:t xml:space="preserve">Un plan no puede ser gratuito dentro del alcance actual del proyecto; por ello </w:t>
       </w:r>
       <w:r>
         <w:rPr>
@@ -1229,10 +1142,7 @@
         <w:t xml:space="preserve">precio_mensual</w:t>
       </w:r>
       <w:r>
-        <w:t xml:space="preserve"> </w:t>
-      </w:r>
-      <w:r>
-        <w:t xml:space="preserve">debe ser positivo.</w:t>
+        <w:t xml:space="preserve"> debe ser positivo.</w:t>
       </w:r>
     </w:p>
     <w:bookmarkEnd w:id="42"/>
@@ -1250,10 +1160,7 @@
         <w:pStyle w:val="FirstParagraph"/>
       </w:pPr>
       <w:r>
-        <w:t xml:space="preserve">Cada plan define cuántas pantallas simultáneas soporta y cuántos perfiles puede crear la cuenta. Esto obliga a que los perfiles por usuario se controlen según</w:t>
-      </w:r>
-      <w:r>
-        <w:t xml:space="preserve"> </w:t>
+        <w:t xml:space="preserve">Cada plan define cuántas pantallas simultáneas soporta y cuántos perfiles puede crear la cuenta. Esto obliga a que los perfiles por usuario se controlen según </w:t>
       </w:r>
       <w:r>
         <w:rPr>
@@ -1298,10 +1205,7 @@
         <w:pStyle w:val="FirstParagraph"/>
       </w:pPr>
       <w:r>
-        <w:t xml:space="preserve">El sistema soporta programa de referidos mediante la relación reflexiva</w:t>
-      </w:r>
-      <w:r>
-        <w:t xml:space="preserve"> </w:t>
+        <w:t xml:space="preserve">El sistema soporta programa de referidos mediante la relación reflexiva </w:t>
       </w:r>
       <w:r>
         <w:rPr>
@@ -1328,10 +1232,7 @@
         <w:pStyle w:val="FirstParagraph"/>
       </w:pPr>
       <w:r>
-        <w:t xml:space="preserve">Un reporte de contenido inapropiado solo puede quedar resuelto por un usuario con capacidad de moderación, representado por</w:t>
-      </w:r>
-      <w:r>
-        <w:t xml:space="preserve"> </w:t>
+        <w:t xml:space="preserve">Un reporte de contenido inapropiado solo puede quedar resuelto por un usuario con capacidad de moderación, representado por </w:t>
       </w:r>
       <w:r>
         <w:rPr>
@@ -1376,10 +1277,7 @@
         <w:pStyle w:val="FirstParagraph"/>
       </w:pPr>
       <w:r>
-        <w:t xml:space="preserve">Un perfil de tipo</w:t>
-      </w:r>
-      <w:r>
-        <w:t xml:space="preserve"> </w:t>
+        <w:t xml:space="preserve">Un perfil de tipo </w:t>
       </w:r>
       <w:r>
         <w:rPr>
@@ -1388,13 +1286,7 @@
         <w:t xml:space="preserve">INFANTIL</w:t>
       </w:r>
       <w:r>
-        <w:t xml:space="preserve"> </w:t>
-      </w:r>
-      <w:r>
-        <w:t xml:space="preserve">solo debe consumir contenido apropiado para su rango, especialmente clasificaciones</w:t>
-      </w:r>
-      <w:r>
-        <w:t xml:space="preserve"> </w:t>
+        <w:t xml:space="preserve"> solo debe consumir contenido apropiado para su rango, especialmente clasificaciones </w:t>
       </w:r>
       <w:r>
         <w:rPr>
@@ -1403,10 +1295,7 @@
         <w:t xml:space="preserve">TP</w:t>
       </w:r>
       <w:r>
-        <w:t xml:space="preserve">,</w:t>
-      </w:r>
-      <w:r>
-        <w:t xml:space="preserve"> </w:t>
+        <w:t xml:space="preserve">, </w:t>
       </w:r>
       <w:r>
         <w:rPr>
@@ -1415,13 +1304,7 @@
         <w:t xml:space="preserve">+7</w:t>
       </w:r>
       <w:r>
-        <w:t xml:space="preserve"> </w:t>
-      </w:r>
-      <w:r>
-        <w:t xml:space="preserve">y</w:t>
-      </w:r>
-      <w:r>
-        <w:t xml:space="preserve"> </w:t>
+        <w:t xml:space="preserve"> y </w:t>
       </w:r>
       <w:r>
         <w:rPr>
@@ -1466,10 +1349,7 @@
         <w:pStyle w:val="FirstParagraph"/>
       </w:pPr>
       <w:r>
-        <w:t xml:space="preserve">La clasificación detallada de contenido se resuelve mediante la tabla intermedia</w:t>
-      </w:r>
-      <w:r>
-        <w:t xml:space="preserve"> </w:t>
+        <w:t xml:space="preserve">La clasificación detallada de contenido se resuelve mediante la tabla intermedia </w:t>
       </w:r>
       <w:r>
         <w:rPr>
@@ -1556,10 +1436,7 @@
         <w:t xml:space="preserve">REPRODUCCIONES.id_episodio</w:t>
       </w:r>
       <w:r>
-        <w:t xml:space="preserve"> </w:t>
-      </w:r>
-      <w:r>
-        <w:t xml:space="preserve">puede ser nulo cuando se trate de películas, documentales o contenido no episódico.</w:t>
+        <w:t xml:space="preserve"> puede ser nulo cuando se trate de películas, documentales o contenido no episódico.</w:t>
       </w:r>
     </w:p>
     <w:bookmarkEnd w:id="54"/>
@@ -1577,10 +1454,7 @@
         <w:pStyle w:val="FirstParagraph"/>
       </w:pPr>
       <w:r>
-        <w:t xml:space="preserve">La combinación perfil-contenido debe ser única en</w:t>
-      </w:r>
-      <w:r>
-        <w:t xml:space="preserve"> </w:t>
+        <w:t xml:space="preserve">La combinación perfil-contenido debe ser única en </w:t>
       </w:r>
       <w:r>
         <w:rPr>
@@ -1607,10 +1481,7 @@
         <w:pStyle w:val="FirstParagraph"/>
       </w:pPr>
       <w:r>
-        <w:t xml:space="preserve">La combinación perfil-contenido debe ser única en</w:t>
-      </w:r>
-      <w:r>
-        <w:t xml:space="preserve"> </w:t>
+        <w:t xml:space="preserve">La combinación perfil-contenido debe ser única en </w:t>
       </w:r>
       <w:r>
         <w:rPr>
@@ -1655,10 +1526,7 @@
         <w:pStyle w:val="FirstParagraph"/>
       </w:pPr>
       <w:r>
-        <w:t xml:space="preserve">Los ingresos por ciudad, plan y periodo deben calcularse a partir de la relación entre</w:t>
-      </w:r>
-      <w:r>
-        <w:t xml:space="preserve"> </w:t>
+        <w:t xml:space="preserve">Los ingresos por ciudad, plan y periodo deben calcularse a partir de la relación entre </w:t>
       </w:r>
       <w:r>
         <w:rPr>
@@ -1667,13 +1535,7 @@
         <w:t xml:space="preserve">PAGOS</w:t>
       </w:r>
       <w:r>
-        <w:t xml:space="preserve"> </w:t>
-      </w:r>
-      <w:r>
-        <w:t xml:space="preserve">y</w:t>
-      </w:r>
-      <w:r>
-        <w:t xml:space="preserve"> </w:t>
+        <w:t xml:space="preserve"> y </w:t>
       </w:r>
       <w:r>
         <w:rPr>
@@ -1790,10 +1652,7 @@
         <w:pStyle w:val="FirstParagraph"/>
       </w:pPr>
       <w:r>
-        <w:t xml:space="preserve">Por razones de rendimiento y mantenimiento histórico, las reproducciones deben gestionarse mediante partición por rango sobre</w:t>
-      </w:r>
-      <w:r>
-        <w:t xml:space="preserve"> </w:t>
+        <w:t xml:space="preserve">Por razones de rendimiento y mantenimiento histórico, las reproducciones deben gestionarse mediante partición por rango sobre </w:t>
       </w:r>
       <w:r>
         <w:rPr>
@@ -2005,10 +1864,7 @@
         <w:t xml:space="preserve">PLANES.max_pantallas</w:t>
       </w:r>
       <w:r>
-        <w:t xml:space="preserve"> </w:t>
-      </w:r>
-      <w:r>
-        <w:t xml:space="preserve">debe estar entre 1 y 4</w:t>
+        <w:t xml:space="preserve"> debe estar entre 1 y 4</w:t>
       </w:r>
     </w:p>
     <w:p>
@@ -2026,13 +1882,7 @@
         <w:t xml:space="preserve">PLANES.calidad_video</w:t>
       </w:r>
       <w:r>
-        <w:t xml:space="preserve"> </w:t>
-      </w:r>
-      <w:r>
-        <w:t xml:space="preserve">solo admite</w:t>
-      </w:r>
-      <w:r>
-        <w:t xml:space="preserve"> </w:t>
+        <w:t xml:space="preserve"> solo admite </w:t>
       </w:r>
       <w:r>
         <w:rPr>
@@ -2041,10 +1891,7 @@
         <w:t xml:space="preserve">SD</w:t>
       </w:r>
       <w:r>
-        <w:t xml:space="preserve">,</w:t>
-      </w:r>
-      <w:r>
-        <w:t xml:space="preserve"> </w:t>
+        <w:t xml:space="preserve">, </w:t>
       </w:r>
       <w:r>
         <w:rPr>
@@ -2053,10 +1900,7 @@
         <w:t xml:space="preserve">HD</w:t>
       </w:r>
       <w:r>
-        <w:t xml:space="preserve">,</w:t>
-      </w:r>
-      <w:r>
-        <w:t xml:space="preserve"> </w:t>
+        <w:t xml:space="preserve">, </w:t>
       </w:r>
       <w:r>
         <w:rPr>
@@ -2080,10 +1924,7 @@
         <w:t xml:space="preserve">PLANES.max_perfiles</w:t>
       </w:r>
       <w:r>
-        <w:t xml:space="preserve"> </w:t>
-      </w:r>
-      <w:r>
-        <w:t xml:space="preserve">debe estar entre 1 y 5</w:t>
+        <w:t xml:space="preserve"> debe estar entre 1 y 5</w:t>
       </w:r>
     </w:p>
     <w:p>
@@ -2101,10 +1942,7 @@
         <w:t xml:space="preserve">PLANES.nombre</w:t>
       </w:r>
       <w:r>
-        <w:t xml:space="preserve"> </w:t>
-      </w:r>
-      <w:r>
-        <w:t xml:space="preserve">es único</w:t>
+        <w:t xml:space="preserve"> es único</w:t>
       </w:r>
     </w:p>
     <w:bookmarkEnd w:id="72"/>
@@ -2132,10 +1970,7 @@
         <w:t xml:space="preserve">DEPARTAMENTOS.nombre</w:t>
       </w:r>
       <w:r>
-        <w:t xml:space="preserve"> </w:t>
-      </w:r>
-      <w:r>
-        <w:t xml:space="preserve">es único</w:t>
+        <w:t xml:space="preserve"> es único</w:t>
       </w:r>
     </w:p>
     <w:p>
@@ -2153,10 +1988,7 @@
         <w:t xml:space="preserve">EMPLEADOS.email</w:t>
       </w:r>
       <w:r>
-        <w:t xml:space="preserve"> </w:t>
-      </w:r>
-      <w:r>
-        <w:t xml:space="preserve">es único</w:t>
+        <w:t xml:space="preserve"> es único</w:t>
       </w:r>
     </w:p>
     <w:p>
@@ -2235,13 +2067,7 @@
         <w:t xml:space="preserve">CONTENIDO.clasificacion_edad</w:t>
       </w:r>
       <w:r>
-        <w:t xml:space="preserve"> </w:t>
-      </w:r>
-      <w:r>
-        <w:t xml:space="preserve">solo admite</w:t>
-      </w:r>
-      <w:r>
-        <w:t xml:space="preserve"> </w:t>
+        <w:t xml:space="preserve"> solo admite </w:t>
       </w:r>
       <w:r>
         <w:rPr>
@@ -2250,10 +2076,7 @@
         <w:t xml:space="preserve">TP</w:t>
       </w:r>
       <w:r>
-        <w:t xml:space="preserve">,</w:t>
-      </w:r>
-      <w:r>
-        <w:t xml:space="preserve"> </w:t>
+        <w:t xml:space="preserve">, </w:t>
       </w:r>
       <w:r>
         <w:rPr>
@@ -2262,10 +2085,7 @@
         <w:t xml:space="preserve">+7</w:t>
       </w:r>
       <w:r>
-        <w:t xml:space="preserve">,</w:t>
-      </w:r>
-      <w:r>
-        <w:t xml:space="preserve"> </w:t>
+        <w:t xml:space="preserve">, </w:t>
       </w:r>
       <w:r>
         <w:rPr>
@@ -2274,10 +2094,7 @@
         <w:t xml:space="preserve">+13</w:t>
       </w:r>
       <w:r>
-        <w:t xml:space="preserve">,</w:t>
-      </w:r>
-      <w:r>
-        <w:t xml:space="preserve"> </w:t>
+        <w:t xml:space="preserve">, </w:t>
       </w:r>
       <w:r>
         <w:rPr>
@@ -2286,10 +2103,7 @@
         <w:t xml:space="preserve">+16</w:t>
       </w:r>
       <w:r>
-        <w:t xml:space="preserve">,</w:t>
-      </w:r>
-      <w:r>
-        <w:t xml:space="preserve"> </w:t>
+        <w:t xml:space="preserve">, </w:t>
       </w:r>
       <w:r>
         <w:rPr>
@@ -2313,13 +2127,7 @@
         <w:t xml:space="preserve">CONTENIDO.es_original_quindioflix</w:t>
       </w:r>
       <w:r>
-        <w:t xml:space="preserve"> </w:t>
-      </w:r>
-      <w:r>
-        <w:t xml:space="preserve">solo admite</w:t>
-      </w:r>
-      <w:r>
-        <w:t xml:space="preserve"> </w:t>
+        <w:t xml:space="preserve"> solo admite </w:t>
       </w:r>
       <w:r>
         <w:rPr>
@@ -2328,13 +2136,7 @@
         <w:t xml:space="preserve">S</w:t>
       </w:r>
       <w:r>
-        <w:t xml:space="preserve"> </w:t>
-      </w:r>
-      <w:r>
-        <w:t xml:space="preserve">o</w:t>
-      </w:r>
-      <w:r>
-        <w:t xml:space="preserve"> </w:t>
+        <w:t xml:space="preserve"> o </w:t>
       </w:r>
       <w:r>
         <w:rPr>
@@ -2373,10 +2175,7 @@
         <w:t xml:space="preserve">CONTENIDO.anio_lanzamiento</w:t>
       </w:r>
       <w:r>
-        <w:t xml:space="preserve"> </w:t>
-      </w:r>
-      <w:r>
-        <w:t xml:space="preserve">debe estar entre 1888 y 2100</w:t>
+        <w:t xml:space="preserve"> debe estar entre 1888 y 2100</w:t>
       </w:r>
     </w:p>
     <w:p>
@@ -2394,13 +2193,7 @@
         <w:t xml:space="preserve">CONTENIDO.estado</w:t>
       </w:r>
       <w:r>
-        <w:t xml:space="preserve"> </w:t>
-      </w:r>
-      <w:r>
-        <w:t xml:space="preserve">solo admite</w:t>
-      </w:r>
-      <w:r>
-        <w:t xml:space="preserve"> </w:t>
+        <w:t xml:space="preserve"> solo admite </w:t>
       </w:r>
       <w:r>
         <w:rPr>
@@ -2409,10 +2202,7 @@
         <w:t xml:space="preserve">ACTIVO</w:t>
       </w:r>
       <w:r>
-        <w:t xml:space="preserve">,</w:t>
-      </w:r>
-      <w:r>
-        <w:t xml:space="preserve"> </w:t>
+        <w:t xml:space="preserve">, </w:t>
       </w:r>
       <w:r>
         <w:rPr>
@@ -2421,10 +2211,7 @@
         <w:t xml:space="preserve">INACTIVO</w:t>
       </w:r>
       <w:r>
-        <w:t xml:space="preserve">,</w:t>
-      </w:r>
-      <w:r>
-        <w:t xml:space="preserve"> </w:t>
+        <w:t xml:space="preserve">, </w:t>
       </w:r>
       <w:r>
         <w:rPr>
@@ -2540,10 +2327,7 @@
         <w:t xml:space="preserve">USUARIOS.email</w:t>
       </w:r>
       <w:r>
-        <w:t xml:space="preserve"> </w:t>
-      </w:r>
-      <w:r>
-        <w:t xml:space="preserve">es único</w:t>
+        <w:t xml:space="preserve"> es único</w:t>
       </w:r>
     </w:p>
     <w:p>
@@ -2561,13 +2345,7 @@
         <w:t xml:space="preserve">USUARIOS.estado_cuenta</w:t>
       </w:r>
       <w:r>
-        <w:t xml:space="preserve"> </w:t>
-      </w:r>
-      <w:r>
-        <w:t xml:space="preserve">solo admite</w:t>
-      </w:r>
-      <w:r>
-        <w:t xml:space="preserve"> </w:t>
+        <w:t xml:space="preserve"> solo admite </w:t>
       </w:r>
       <w:r>
         <w:rPr>
@@ -2576,10 +2354,7 @@
         <w:t xml:space="preserve">ACTIVO</w:t>
       </w:r>
       <w:r>
-        <w:t xml:space="preserve">,</w:t>
-      </w:r>
-      <w:r>
-        <w:t xml:space="preserve"> </w:t>
+        <w:t xml:space="preserve">, </w:t>
       </w:r>
       <w:r>
         <w:rPr>
@@ -2588,10 +2363,7 @@
         <w:t xml:space="preserve">INACTIVO</w:t>
       </w:r>
       <w:r>
-        <w:t xml:space="preserve">,</w:t>
-      </w:r>
-      <w:r>
-        <w:t xml:space="preserve"> </w:t>
+        <w:t xml:space="preserve">, </w:t>
       </w:r>
       <w:r>
         <w:rPr>
@@ -2615,13 +2387,7 @@
         <w:t xml:space="preserve">USUARIOS.es_moderador</w:t>
       </w:r>
       <w:r>
-        <w:t xml:space="preserve"> </w:t>
-      </w:r>
-      <w:r>
-        <w:t xml:space="preserve">solo admite</w:t>
-      </w:r>
-      <w:r>
-        <w:t xml:space="preserve"> </w:t>
+        <w:t xml:space="preserve"> solo admite </w:t>
       </w:r>
       <w:r>
         <w:rPr>
@@ -2630,13 +2396,7 @@
         <w:t xml:space="preserve">S</w:t>
       </w:r>
       <w:r>
-        <w:t xml:space="preserve"> </w:t>
-      </w:r>
-      <w:r>
-        <w:t xml:space="preserve">o</w:t>
-      </w:r>
-      <w:r>
-        <w:t xml:space="preserve"> </w:t>
+        <w:t xml:space="preserve"> o </w:t>
       </w:r>
       <w:r>
         <w:rPr>
@@ -2684,13 +2444,7 @@
         <w:t xml:space="preserve">PERFILES.tipo_perfil</w:t>
       </w:r>
       <w:r>
-        <w:t xml:space="preserve"> </w:t>
-      </w:r>
-      <w:r>
-        <w:t xml:space="preserve">solo admite</w:t>
-      </w:r>
-      <w:r>
-        <w:t xml:space="preserve"> </w:t>
+        <w:t xml:space="preserve"> solo admite </w:t>
       </w:r>
       <w:r>
         <w:rPr>
@@ -2699,13 +2453,7 @@
         <w:t xml:space="preserve">ADULTO</w:t>
       </w:r>
       <w:r>
-        <w:t xml:space="preserve"> </w:t>
-      </w:r>
-      <w:r>
-        <w:t xml:space="preserve">o</w:t>
-      </w:r>
-      <w:r>
-        <w:t xml:space="preserve"> </w:t>
+        <w:t xml:space="preserve"> o </w:t>
       </w:r>
       <w:r>
         <w:rPr>
@@ -2754,25 +2502,25 @@
         <w:t xml:space="preserve">PAGOS.metodo_pago</w:t>
       </w:r>
       <w:r>
-        <w:t xml:space="preserve"> </w:t>
-      </w:r>
-      <w:r>
-        <w:t xml:space="preserve">solo admite</w:t>
-      </w:r>
-      <w:r>
-        <w:t xml:space="preserve"> </w:t>
-      </w:r>
-      <w:r>
-        <w:rPr>
-          <w:rStyle w:val="VerbatimChar"/>
-        </w:rPr>
-        <w:t xml:space="preserve">TARJETA</w:t>
-      </w:r>
-      <w:r>
-        <w:t xml:space="preserve">,</w:t>
-      </w:r>
-      <w:r>
-        <w:t xml:space="preserve"> </w:t>
+        <w:t xml:space="preserve"> solo admite </w:t>
+      </w:r>
+      <w:r>
+        <w:rPr>
+          <w:rStyle w:val="VerbatimChar"/>
+        </w:rPr>
+        <w:t xml:space="preserve">TARJETA_CREDITO</w:t>
+      </w:r>
+      <w:r>
+        <w:t xml:space="preserve">, </w:t>
+      </w:r>
+      <w:r>
+        <w:rPr>
+          <w:rStyle w:val="VerbatimChar"/>
+        </w:rPr>
+        <w:t xml:space="preserve">TARJETA_DEBITO</w:t>
+      </w:r>
+      <w:r>
+        <w:t xml:space="preserve">, </w:t>
       </w:r>
       <w:r>
         <w:rPr>
@@ -2781,10 +2529,7 @@
         <w:t xml:space="preserve">PSE</w:t>
       </w:r>
       <w:r>
-        <w:t xml:space="preserve">,</w:t>
-      </w:r>
-      <w:r>
-        <w:t xml:space="preserve"> </w:t>
+        <w:t xml:space="preserve">, </w:t>
       </w:r>
       <w:r>
         <w:rPr>
@@ -2793,10 +2538,7 @@
         <w:t xml:space="preserve">EFECTIVO</w:t>
       </w:r>
       <w:r>
-        <w:t xml:space="preserve">,</w:t>
-      </w:r>
-      <w:r>
-        <w:t xml:space="preserve"> </w:t>
+        <w:t xml:space="preserve">, </w:t>
       </w:r>
       <w:r>
         <w:rPr>
@@ -2805,10 +2547,7 @@
         <w:t xml:space="preserve">NEQUI</w:t>
       </w:r>
       <w:r>
-        <w:t xml:space="preserve">,</w:t>
-      </w:r>
-      <w:r>
-        <w:t xml:space="preserve"> </w:t>
+        <w:t xml:space="preserve">, </w:t>
       </w:r>
       <w:r>
         <w:rPr>
@@ -2816,6 +2555,9 @@
         </w:rPr>
         <w:t xml:space="preserve">DAVIPLATA</w:t>
       </w:r>
+      <w:r>
+        <w:t xml:space="preserve"> (según enunciado sección 1.5)</w:t>
+      </w:r>
     </w:p>
     <w:p>
       <w:pPr>
@@ -2832,13 +2574,7 @@
         <w:t xml:space="preserve">PAGOS.estado_pago</w:t>
       </w:r>
       <w:r>
-        <w:t xml:space="preserve"> </w:t>
-      </w:r>
-      <w:r>
-        <w:t xml:space="preserve">solo admite</w:t>
-      </w:r>
-      <w:r>
-        <w:t xml:space="preserve"> </w:t>
+        <w:t xml:space="preserve"> solo admite </w:t>
       </w:r>
       <w:r>
         <w:rPr>
@@ -2847,34 +2583,25 @@
         <w:t xml:space="preserve">PENDIENTE</w:t>
       </w:r>
       <w:r>
-        <w:t xml:space="preserve">,</w:t>
-      </w:r>
-      <w:r>
-        <w:t xml:space="preserve"> </w:t>
-      </w:r>
-      <w:r>
-        <w:rPr>
-          <w:rStyle w:val="VerbatimChar"/>
-        </w:rPr>
-        <w:t xml:space="preserve">APROBADO</w:t>
-      </w:r>
-      <w:r>
-        <w:t xml:space="preserve">,</w:t>
-      </w:r>
-      <w:r>
-        <w:t xml:space="preserve"> </w:t>
-      </w:r>
-      <w:r>
-        <w:rPr>
-          <w:rStyle w:val="VerbatimChar"/>
-        </w:rPr>
-        <w:t xml:space="preserve">RECHAZADO</w:t>
-      </w:r>
-      <w:r>
-        <w:t xml:space="preserve">,</w:t>
-      </w:r>
-      <w:r>
-        <w:t xml:space="preserve"> </w:t>
+        <w:t xml:space="preserve">, </w:t>
+      </w:r>
+      <w:r>
+        <w:rPr>
+          <w:rStyle w:val="VerbatimChar"/>
+        </w:rPr>
+        <w:t xml:space="preserve">EXITOSO</w:t>
+      </w:r>
+      <w:r>
+        <w:t xml:space="preserve">, </w:t>
+      </w:r>
+      <w:r>
+        <w:rPr>
+          <w:rStyle w:val="VerbatimChar"/>
+        </w:rPr>
+        <w:t xml:space="preserve">FALLIDO</w:t>
+      </w:r>
+      <w:r>
+        <w:t xml:space="preserve">, </w:t>
       </w:r>
       <w:r>
         <w:rPr>
@@ -2882,6 +2609,9 @@
         </w:rPr>
         <w:t xml:space="preserve">REEMBOLSADO</w:t>
       </w:r>
+      <w:r>
+        <w:t xml:space="preserve"> (según enunciado sección 1.5)</w:t>
+      </w:r>
     </w:p>
     <w:p>
       <w:pPr>
@@ -2898,10 +2628,7 @@
         <w:t xml:space="preserve">PAGOS.descuento_aplicado</w:t>
       </w:r>
       <w:r>
-        <w:t xml:space="preserve"> </w:t>
-      </w:r>
-      <w:r>
-        <w:t xml:space="preserve">debe estar entre 0 y 100</w:t>
+        <w:t xml:space="preserve"> debe estar entre 0 y 100</w:t>
       </w:r>
     </w:p>
     <w:bookmarkEnd w:id="77"/>
@@ -2929,13 +2656,7 @@
         <w:t xml:space="preserve">REPRODUCCIONES.dispositivo</w:t>
       </w:r>
       <w:r>
-        <w:t xml:space="preserve"> </w:t>
-      </w:r>
-      <w:r>
-        <w:t xml:space="preserve">solo admite</w:t>
-      </w:r>
-      <w:r>
-        <w:t xml:space="preserve"> </w:t>
+        <w:t xml:space="preserve"> solo admite </w:t>
       </w:r>
       <w:r>
         <w:rPr>
@@ -2944,10 +2665,7 @@
         <w:t xml:space="preserve">CELULAR</w:t>
       </w:r>
       <w:r>
-        <w:t xml:space="preserve">,</w:t>
-      </w:r>
-      <w:r>
-        <w:t xml:space="preserve"> </w:t>
+        <w:t xml:space="preserve">, </w:t>
       </w:r>
       <w:r>
         <w:rPr>
@@ -2956,10 +2674,7 @@
         <w:t xml:space="preserve">TABLET</w:t>
       </w:r>
       <w:r>
-        <w:t xml:space="preserve">,</w:t>
-      </w:r>
-      <w:r>
-        <w:t xml:space="preserve"> </w:t>
+        <w:t xml:space="preserve">, </w:t>
       </w:r>
       <w:r>
         <w:rPr>
@@ -2968,10 +2683,7 @@
         <w:t xml:space="preserve">TV</w:t>
       </w:r>
       <w:r>
-        <w:t xml:space="preserve">,</w:t>
-      </w:r>
-      <w:r>
-        <w:t xml:space="preserve"> </w:t>
+        <w:t xml:space="preserve">, </w:t>
       </w:r>
       <w:r>
         <w:rPr>
@@ -2995,10 +2707,7 @@
         <w:t xml:space="preserve">REPRODUCCIONES.porcentaje_avance</w:t>
       </w:r>
       <w:r>
-        <w:t xml:space="preserve"> </w:t>
-      </w:r>
-      <w:r>
-        <w:t xml:space="preserve">debe estar entre 0 y 100</w:t>
+        <w:t xml:space="preserve"> debe estar entre 0 y 100</w:t>
       </w:r>
     </w:p>
     <w:p>
@@ -3016,13 +2725,7 @@
         <w:t xml:space="preserve">fecha_hora_fin</w:t>
       </w:r>
       <w:r>
-        <w:t xml:space="preserve"> </w:t>
-      </w:r>
-      <w:r>
-        <w:t xml:space="preserve">debe ser nula o mayor/igual que</w:t>
-      </w:r>
-      <w:r>
-        <w:t xml:space="preserve"> </w:t>
+        <w:t xml:space="preserve"> debe ser nula o mayor/igual que </w:t>
       </w:r>
       <w:r>
         <w:rPr>
@@ -3080,10 +2783,7 @@
         <w:t xml:space="preserve">CALIFICACIONES.estrellas</w:t>
       </w:r>
       <w:r>
-        <w:t xml:space="preserve"> </w:t>
-      </w:r>
-      <w:r>
-        <w:t xml:space="preserve">debe estar entre 1 y 5</w:t>
+        <w:t xml:space="preserve"> debe estar entre 1 y 5</w:t>
       </w:r>
     </w:p>
     <w:p>
@@ -3135,13 +2835,7 @@
         <w:t xml:space="preserve">REPORTES_INAPROPIADO.estado_reporte</w:t>
       </w:r>
       <w:r>
-        <w:t xml:space="preserve"> </w:t>
-      </w:r>
-      <w:r>
-        <w:t xml:space="preserve">solo admite</w:t>
-      </w:r>
-      <w:r>
-        <w:t xml:space="preserve"> </w:t>
+        <w:t xml:space="preserve"> solo admite </w:t>
       </w:r>
       <w:r>
         <w:rPr>
@@ -3150,10 +2844,7 @@
         <w:t xml:space="preserve">PENDIENTE</w:t>
       </w:r>
       <w:r>
-        <w:t xml:space="preserve">,</w:t>
-      </w:r>
-      <w:r>
-        <w:t xml:space="preserve"> </w:t>
+        <w:t xml:space="preserve">, </w:t>
       </w:r>
       <w:r>
         <w:rPr>
@@ -3162,10 +2853,7 @@
         <w:t xml:space="preserve">EN_REVISION</w:t>
       </w:r>
       <w:r>
-        <w:t xml:space="preserve">,</w:t>
-      </w:r>
-      <w:r>
-        <w:t xml:space="preserve"> </w:t>
+        <w:t xml:space="preserve">, </w:t>
       </w:r>
       <w:r>
         <w:rPr>
@@ -3174,10 +2862,7 @@
         <w:t xml:space="preserve">RESUELTO</w:t>
       </w:r>
       <w:r>
-        <w:t xml:space="preserve">,</w:t>
-      </w:r>
-      <w:r>
-        <w:t xml:space="preserve"> </w:t>
+        <w:t xml:space="preserve">, </w:t>
       </w:r>
       <w:r>
         <w:rPr>
@@ -3201,13 +2886,7 @@
         <w:t xml:space="preserve">fecha_resolucion</w:t>
       </w:r>
       <w:r>
-        <w:t xml:space="preserve"> </w:t>
-      </w:r>
-      <w:r>
-        <w:t xml:space="preserve">debe ser nula o mayor/igual que</w:t>
-      </w:r>
-      <w:r>
-        <w:t xml:space="preserve"> </w:t>
+        <w:t xml:space="preserve"> debe ser nula o mayor/igual que </w:t>
       </w:r>
       <w:r>
         <w:rPr>
@@ -3260,10 +2939,7 @@
         <w:pStyle w:val="FirstParagraph"/>
       </w:pPr>
       <w:r>
-        <w:t xml:space="preserve">Estas reglas ya están respaldadas físicamente por</w:t>
-      </w:r>
-      <w:r>
-        <w:t xml:space="preserve"> </w:t>
+        <w:t xml:space="preserve">Estas reglas ya están respaldadas físicamente por </w:t>
       </w:r>
       <w:r>
         <w:rPr>
@@ -3272,10 +2948,7 @@
         <w:t xml:space="preserve">CHECK</w:t>
       </w:r>
       <w:r>
-        <w:t xml:space="preserve">,</w:t>
-      </w:r>
-      <w:r>
-        <w:t xml:space="preserve"> </w:t>
+        <w:t xml:space="preserve">, </w:t>
       </w:r>
       <w:r>
         <w:rPr>
@@ -3284,10 +2957,7 @@
         <w:t xml:space="preserve">UNIQUE</w:t>
       </w:r>
       <w:r>
-        <w:t xml:space="preserve">,</w:t>
-      </w:r>
-      <w:r>
-        <w:t xml:space="preserve"> </w:t>
+        <w:t xml:space="preserve">, </w:t>
       </w:r>
       <w:r>
         <w:rPr>
@@ -3296,10 +2966,7 @@
         <w:t xml:space="preserve">NOT NULL</w:t>
       </w:r>
       <w:r>
-        <w:t xml:space="preserve">,</w:t>
-      </w:r>
-      <w:r>
-        <w:t xml:space="preserve"> </w:t>
+        <w:t xml:space="preserve">, </w:t>
       </w:r>
       <w:r>
         <w:rPr>
@@ -3308,10 +2975,7 @@
         <w:t xml:space="preserve">FOREIGN KEY</w:t>
       </w:r>
       <w:r>
-        <w:t xml:space="preserve"> </w:t>
-      </w:r>
-      <w:r>
-        <w:t xml:space="preserve">o estructura particionada:</w:t>
+        <w:t xml:space="preserve"> o estructura particionada:</w:t>
       </w:r>
     </w:p>
     <w:p>
@@ -3383,10 +3047,7 @@
         </w:numPr>
       </w:pPr>
       <w:r>
-        <w:t xml:space="preserve">fragmentación de</w:t>
-      </w:r>
-      <w:r>
-        <w:t xml:space="preserve"> </w:t>
+        <w:t xml:space="preserve">fragmentación de </w:t>
       </w:r>
       <w:r>
         <w:rPr>
@@ -3395,10 +3056,7 @@
         <w:t xml:space="preserve">REPRODUCCIONES</w:t>
       </w:r>
       <w:r>
-        <w:t xml:space="preserve"> </w:t>
-      </w:r>
-      <w:r>
-        <w:t xml:space="preserve">por rango.</w:t>
+        <w:t xml:space="preserve"> por rango.</w:t>
       </w:r>
     </w:p>
     <w:bookmarkEnd w:id="82"/>
@@ -3428,10 +3086,7 @@
         </w:numPr>
       </w:pPr>
       <w:r>
-        <w:t xml:space="preserve">que un perfil infantil no reproduzca contenido</w:t>
-      </w:r>
-      <w:r>
-        <w:t xml:space="preserve"> </w:t>
+        <w:t xml:space="preserve">que un perfil infantil no reproduzca contenido </w:t>
       </w:r>
       <w:r>
         <w:rPr>
@@ -3440,13 +3095,7 @@
         <w:t xml:space="preserve">+16</w:t>
       </w:r>
       <w:r>
-        <w:t xml:space="preserve"> </w:t>
-      </w:r>
-      <w:r>
-        <w:t xml:space="preserve">o</w:t>
-      </w:r>
-      <w:r>
-        <w:t xml:space="preserve"> </w:t>
+        <w:t xml:space="preserve"> o </w:t>
       </w:r>
       <w:r>
         <w:rPr>
@@ -3467,10 +3116,7 @@
         </w:numPr>
       </w:pPr>
       <w:r>
-        <w:t xml:space="preserve">que el número real de perfiles no exceda</w:t>
-      </w:r>
-      <w:r>
-        <w:t xml:space="preserve"> </w:t>
+        <w:t xml:space="preserve">que el número real de perfiles no exceda </w:t>
       </w:r>
       <w:r>
         <w:rPr>
@@ -3491,10 +3137,7 @@
         </w:numPr>
       </w:pPr>
       <w:r>
-        <w:t xml:space="preserve">que un moderador asignado a un reporte tenga efectivamente</w:t>
-      </w:r>
-      <w:r>
-        <w:t xml:space="preserve"> </w:t>
+        <w:t xml:space="preserve">que un moderador asignado a un reporte tenga efectivamente </w:t>
       </w:r>
       <w:r>
         <w:rPr>
@@ -3616,10 +3259,7 @@
               <w:t xml:space="preserve">PLANES</w:t>
             </w:r>
             <w:r>
-              <w:t xml:space="preserve">,</w:t>
-            </w:r>
-            <w:r>
-              <w:t xml:space="preserve"> </w:t>
+              <w:t xml:space="preserve">, </w:t>
             </w:r>
             <w:r>
               <w:rPr>
@@ -3628,10 +3268,7 @@
               <w:t xml:space="preserve">USUARIOS</w:t>
             </w:r>
             <w:r>
-              <w:t xml:space="preserve">,</w:t>
-            </w:r>
-            <w:r>
-              <w:t xml:space="preserve"> </w:t>
+              <w:t xml:space="preserve">, </w:t>
             </w:r>
             <w:r>
               <w:rPr>
@@ -3669,10 +3306,7 @@
               <w:t xml:space="preserve">USUARIOS</w:t>
             </w:r>
             <w:r>
-              <w:t xml:space="preserve">,</w:t>
-            </w:r>
-            <w:r>
-              <w:t xml:space="preserve"> </w:t>
+              <w:t xml:space="preserve">, </w:t>
             </w:r>
             <w:r>
               <w:rPr>
@@ -3681,10 +3315,7 @@
               <w:t xml:space="preserve">PERFILES</w:t>
             </w:r>
             <w:r>
-              <w:t xml:space="preserve">,</w:t>
-            </w:r>
-            <w:r>
-              <w:t xml:space="preserve"> </w:t>
+              <w:t xml:space="preserve">, </w:t>
             </w:r>
             <w:r>
               <w:rPr>
@@ -3722,10 +3353,7 @@
               <w:t xml:space="preserve">CONTENIDO</w:t>
             </w:r>
             <w:r>
-              <w:t xml:space="preserve">,</w:t>
-            </w:r>
-            <w:r>
-              <w:t xml:space="preserve"> </w:t>
+              <w:t xml:space="preserve">, </w:t>
             </w:r>
             <w:r>
               <w:rPr>
@@ -3734,10 +3362,7 @@
               <w:t xml:space="preserve">CATEGORIAS</w:t>
             </w:r>
             <w:r>
-              <w:t xml:space="preserve">,</w:t>
-            </w:r>
-            <w:r>
-              <w:t xml:space="preserve"> </w:t>
+              <w:t xml:space="preserve">, </w:t>
             </w:r>
             <w:r>
               <w:rPr>
@@ -3746,10 +3371,7 @@
               <w:t xml:space="preserve">GENEROS</w:t>
             </w:r>
             <w:r>
-              <w:t xml:space="preserve">,</w:t>
-            </w:r>
-            <w:r>
-              <w:t xml:space="preserve"> </w:t>
+              <w:t xml:space="preserve">, </w:t>
             </w:r>
             <w:r>
               <w:rPr>
@@ -3758,10 +3380,7 @@
               <w:t xml:space="preserve">CONTENIDO_GENEROS</w:t>
             </w:r>
             <w:r>
-              <w:t xml:space="preserve">,</w:t>
-            </w:r>
-            <w:r>
-              <w:t xml:space="preserve"> </w:t>
+              <w:t xml:space="preserve">, </w:t>
             </w:r>
             <w:r>
               <w:rPr>
@@ -3799,10 +3418,7 @@
               <w:t xml:space="preserve">DEPARTAMENTOS</w:t>
             </w:r>
             <w:r>
-              <w:t xml:space="preserve">,</w:t>
-            </w:r>
-            <w:r>
-              <w:t xml:space="preserve"> </w:t>
+              <w:t xml:space="preserve">, </w:t>
             </w:r>
             <w:r>
               <w:rPr>
@@ -3840,10 +3456,7 @@
               <w:t xml:space="preserve">REPRODUCCIONES</w:t>
             </w:r>
             <w:r>
-              <w:t xml:space="preserve">,</w:t>
-            </w:r>
-            <w:r>
-              <w:t xml:space="preserve"> </w:t>
+              <w:t xml:space="preserve">, </w:t>
             </w:r>
             <w:r>
               <w:rPr>
@@ -3852,10 +3465,7 @@
               <w:t xml:space="preserve">TEMPORADAS</w:t>
             </w:r>
             <w:r>
-              <w:t xml:space="preserve">,</w:t>
-            </w:r>
-            <w:r>
-              <w:t xml:space="preserve"> </w:t>
+              <w:t xml:space="preserve">, </w:t>
             </w:r>
             <w:r>
               <w:rPr>
@@ -3864,10 +3474,7 @@
               <w:t xml:space="preserve">EPISODIOS</w:t>
             </w:r>
             <w:r>
-              <w:t xml:space="preserve">,</w:t>
-            </w:r>
-            <w:r>
-              <w:t xml:space="preserve"> </w:t>
+              <w:t xml:space="preserve">, </w:t>
             </w:r>
             <w:r>
               <w:rPr>
@@ -3905,10 +3512,7 @@
               <w:t xml:space="preserve">CALIFICACIONES</w:t>
             </w:r>
             <w:r>
-              <w:t xml:space="preserve">,</w:t>
-            </w:r>
-            <w:r>
-              <w:t xml:space="preserve"> </w:t>
+              <w:t xml:space="preserve">, </w:t>
             </w:r>
             <w:r>
               <w:rPr>
@@ -3917,10 +3521,7 @@
               <w:t xml:space="preserve">FAVORITOS</w:t>
             </w:r>
             <w:r>
-              <w:t xml:space="preserve">,</w:t>
-            </w:r>
-            <w:r>
-              <w:t xml:space="preserve"> </w:t>
+              <w:t xml:space="preserve">, </w:t>
             </w:r>
             <w:r>
               <w:rPr>
@@ -3958,10 +3559,7 @@
               <w:t xml:space="preserve">REPRODUCCIONES</w:t>
             </w:r>
             <w:r>
-              <w:t xml:space="preserve">,</w:t>
-            </w:r>
-            <w:r>
-              <w:t xml:space="preserve"> </w:t>
+              <w:t xml:space="preserve">, </w:t>
             </w:r>
             <w:r>
               <w:rPr>
@@ -3970,10 +3568,7 @@
               <w:t xml:space="preserve">PAGOS</w:t>
             </w:r>
             <w:r>
-              <w:t xml:space="preserve">,</w:t>
-            </w:r>
-            <w:r>
-              <w:t xml:space="preserve"> </w:t>
+              <w:t xml:space="preserve">, </w:t>
             </w:r>
             <w:r>
               <w:rPr>
@@ -3982,10 +3577,7 @@
               <w:t xml:space="preserve">USUARIOS</w:t>
             </w:r>
             <w:r>
-              <w:t xml:space="preserve">,</w:t>
-            </w:r>
-            <w:r>
-              <w:t xml:space="preserve"> </w:t>
+              <w:t xml:space="preserve">, </w:t>
             </w:r>
             <w:r>
               <w:rPr>
@@ -4019,10 +3611,7 @@
         <w:pStyle w:val="FirstParagraph"/>
       </w:pPr>
       <w:r>
-        <w:t xml:space="preserve">Las reglas anteriores son coherentes con el estado actual del proyecto porque se apoyan directamente en las entidades y restricciones ya implementadas en el script</w:t>
-      </w:r>
-      <w:r>
-        <w:t xml:space="preserve"> </w:t>
+        <w:t xml:space="preserve">Las reglas anteriores son coherentes con el estado actual del proyecto porque se apoyan directamente en las entidades y restricciones ya implementadas en el script </w:t>
       </w:r>
       <w:r>
         <w:rPr>
@@ -4087,10 +3676,7 @@
         </w:numPr>
       </w:pPr>
       <w:r>
-        <w:t xml:space="preserve">el modelo ya formaliza restricciones de dominio mediante</w:t>
-      </w:r>
-      <w:r>
-        <w:t xml:space="preserve"> </w:t>
+        <w:t xml:space="preserve">el modelo ya formaliza restricciones de dominio mediante </w:t>
       </w:r>
       <w:r>
         <w:rPr>
@@ -4099,10 +3685,7 @@
         <w:t xml:space="preserve">CHECK</w:t>
       </w:r>
       <w:r>
-        <w:t xml:space="preserve">,</w:t>
-      </w:r>
-      <w:r>
-        <w:t xml:space="preserve"> </w:t>
+        <w:t xml:space="preserve">, </w:t>
       </w:r>
       <w:r>
         <w:rPr>
@@ -4111,10 +3694,7 @@
         <w:t xml:space="preserve">UNIQUE</w:t>
       </w:r>
       <w:r>
-        <w:t xml:space="preserve">,</w:t>
-      </w:r>
-      <w:r>
-        <w:t xml:space="preserve"> </w:t>
+        <w:t xml:space="preserve">, </w:t>
       </w:r>
       <w:r>
         <w:rPr>
@@ -4123,13 +3703,7 @@
         <w:t xml:space="preserve">NOT NULL</w:t>
       </w:r>
       <w:r>
-        <w:t xml:space="preserve"> </w:t>
-      </w:r>
-      <w:r>
-        <w:t xml:space="preserve">y</w:t>
-      </w:r>
-      <w:r>
-        <w:t xml:space="preserve"> </w:t>
+        <w:t xml:space="preserve"> y </w:t>
       </w:r>
       <w:r>
         <w:rPr>
@@ -4150,10 +3724,7 @@
         </w:numPr>
       </w:pPr>
       <w:r>
-        <w:t xml:space="preserve">el esquema ya implementa la fragmentación lógica/operativa de</w:t>
-      </w:r>
-      <w:r>
-        <w:t xml:space="preserve"> </w:t>
+        <w:t xml:space="preserve">el esquema ya implementa la fragmentación lógica/operativa de </w:t>
       </w:r>
       <w:r>
         <w:rPr>
@@ -4162,10 +3733,7 @@
         <w:t xml:space="preserve">REPRODUCCIONES</w:t>
       </w:r>
       <w:r>
-        <w:t xml:space="preserve"> </w:t>
-      </w:r>
-      <w:r>
-        <w:t xml:space="preserve">por rango de fechas, alineada con los requerimientos de crecimiento del negocio.</w:t>
+        <w:t xml:space="preserve"> por rango de fechas, alineada con los requerimientos de crecimiento del negocio.</w:t>
       </w:r>
     </w:p>
     <w:p>
@@ -4202,10 +3770,7 @@
         </w:numPr>
       </w:pPr>
       <w:r>
-        <w:t xml:space="preserve">validar la coherencia de</w:t>
-      </w:r>
-      <w:r>
-        <w:t xml:space="preserve"> </w:t>
+        <w:t xml:space="preserve">validar la coherencia de </w:t>
       </w:r>
       <w:r>
         <w:rPr>
@@ -4214,13 +3779,7 @@
         <w:t xml:space="preserve">V3__datos_maestros.sql</w:t>
       </w:r>
       <w:r>
-        <w:t xml:space="preserve"> </w:t>
-      </w:r>
-      <w:r>
-        <w:t xml:space="preserve">y</w:t>
-      </w:r>
-      <w:r>
-        <w:t xml:space="preserve"> </w:t>
+        <w:t xml:space="preserve"> y </w:t>
       </w:r>
       <w:r>
         <w:rPr>
